--- a/writing/지도학회발표/2026-05-18_발표용_슬라이드내용.docx
+++ b/writing/지도학회발표/2026-05-18_발표용_슬라이드내용.docx
@@ -857,6 +857,31 @@
     <w:p/>
     <w:p>
       <w:pPr>
+        <w:spacing w:before="20" w:after="40"/>
+        <w:ind w:left="0"/>
+      </w:pPr>
+      <w:r>
+        <w:rPr>
+          <w:sz w:val="21"/>
+        </w:rPr>
+        <w:t>※ 이 연구는 실제 이동 행동 예측이 아닌 잠재적 접근성(potential accessibility) 분석</w:t>
+      </w:r>
+    </w:p>
+    <w:p>
+      <w:pPr>
+        <w:spacing w:before="20" w:after="40"/>
+        <w:ind w:left="0"/>
+      </w:pPr>
+      <w:r>
+        <w:rPr>
+          <w:sz w:val="21"/>
+        </w:rPr>
+        <w:t xml:space="preserve">  — 기존 Catchment Area 연구와 동일한 프레임에 열 제약을 추가한 것</w:t>
+      </w:r>
+    </w:p>
+    <w:p/>
+    <w:p>
+      <w:pPr>
         <w:spacing w:before="360" w:after="80"/>
       </w:pPr>
       <w:r>
@@ -1173,16 +1198,17 @@
         <w:t>• UTCI = 38°C가 되는 MRT* 수치 탐색 (pythermalcomfort, 6차 다항식)</w:t>
       </w:r>
     </w:p>
+    <w:p/>
     <w:p>
       <w:pPr>
         <w:spacing w:before="20" w:after="40"/>
-        <w:ind w:left="283"/>
+        <w:ind w:left="0"/>
       </w:pPr>
       <w:r>
         <w:rPr>
           <w:sz w:val="21"/>
         </w:rPr>
-        <w:t>• Tair=36°C, RH=60%, v=2.37 m/s 조건 → MRT* ≈ 55°C</w:t>
+        <w:t xml:space="preserve">  UTCI 국제 기준 38°C (Bröde et al. 2012)</w:t>
       </w:r>
     </w:p>
     <w:p>
@@ -1194,7 +1220,32 @@
         <w:rPr>
           <w:sz w:val="21"/>
         </w:rPr>
-        <w:t xml:space="preserve">  → 이 55°C를 Hard Cut 기준으로 사용</w:t>
+        <w:t xml:space="preserve">       ↓ 역산 (Tair=36°C, RH=60%, v=2.37 m/s 고정)</w:t>
+      </w:r>
+    </w:p>
+    <w:p>
+      <w:pPr>
+        <w:spacing w:before="20" w:after="40"/>
+        <w:ind w:left="0"/>
+      </w:pPr>
+      <w:r>
+        <w:rPr>
+          <w:sz w:val="21"/>
+        </w:rPr>
+        <w:t xml:space="preserve">  MRT* ≈ 55°C  →  Hard Cut 기준</w:t>
+      </w:r>
+    </w:p>
+    <w:p/>
+    <w:p>
+      <w:pPr>
+        <w:spacing w:before="20" w:after="40"/>
+        <w:ind w:left="0"/>
+      </w:pPr>
+      <w:r>
+        <w:rPr>
+          <w:sz w:val="21"/>
+        </w:rPr>
+        <w:t xml:space="preserve">  ※ 55°C는 임의값이 아닌 UTCI 국제 기준에서 연역된 값</w:t>
       </w:r>
     </w:p>
     <w:p/>
@@ -1552,7 +1603,56 @@
         <w:rPr>
           <w:sz w:val="21"/>
         </w:rPr>
-        <w:t>• 핵심: 9시·18시 TARR = 0% → 접근성 손실은 폭염 피크(13시)에만 집중</w:t>
+        <w:t xml:space="preserve">  ※ 링크 44% 차단 → TARR 73.3%로 증폭되는 이유:</w:t>
+      </w:r>
+    </w:p>
+    <w:p>
+      <w:pPr>
+        <w:spacing w:before="20" w:after="40"/>
+        <w:ind w:left="0"/>
+      </w:pPr>
+      <w:r>
+        <w:rPr>
+          <w:sz w:val="21"/>
+        </w:rPr>
+        <w:t xml:space="preserve">    정류장 경로가 특정 링크에 집중 의존 → 그 링크 차단 시 접근 자체 불가</w:t>
+      </w:r>
+    </w:p>
+    <w:p>
+      <w:pPr>
+        <w:spacing w:before="20" w:after="40"/>
+        <w:ind w:left="0"/>
+      </w:pPr>
+      <w:r>
+        <w:rPr>
+          <w:sz w:val="21"/>
+        </w:rPr>
+        <w:t xml:space="preserve">    (보행 네트워크의 구조적 취약성 — S자 곡선에서 재확인)</w:t>
+      </w:r>
+    </w:p>
+    <w:p/>
+    <w:p>
+      <w:pPr>
+        <w:spacing w:before="20" w:after="40"/>
+        <w:ind w:left="0"/>
+      </w:pPr>
+      <w:r>
+        <w:rPr>
+          <w:sz w:val="21"/>
+        </w:rPr>
+        <w:t>• 핵심: 9시·18시 TARR = 0% → 접근성 손실은 오직 폭염 피크(13시)에 집중</w:t>
+      </w:r>
+    </w:p>
+    <w:p>
+      <w:pPr>
+        <w:spacing w:before="20" w:after="40"/>
+        <w:ind w:left="0"/>
+      </w:pPr>
+      <w:r>
+        <w:rPr>
+          <w:sz w:val="21"/>
+        </w:rPr>
+        <w:t xml:space="preserve">  → 하루 중 특정 시간대의 집중 취약성</w:t>
       </w:r>
     </w:p>
     <w:p/>
@@ -2243,7 +2343,7 @@
         <w:rPr>
           <w:sz w:val="21"/>
         </w:rPr>
-        <w:t>• 현재 연구의 위치</w:t>
+        <w:t>• 현재 연구의 위치 및 한계</w:t>
       </w:r>
     </w:p>
     <w:p>
@@ -2255,7 +2355,7 @@
         <w:rPr>
           <w:sz w:val="21"/>
         </w:rPr>
-        <w:t>• 파일럿 스터디 — 성동구 2025년 여름 단일 사례</w:t>
+        <w:t>• 파일럿 스터디 — 성동구 2025년 여름 단일 사례, 개념 가능성 확인에 초점</w:t>
       </w:r>
     </w:p>
     <w:p>
@@ -2267,7 +2367,43 @@
         <w:rPr>
           <w:sz w:val="21"/>
         </w:rPr>
-        <w:t>• 개념적 프레임워크의 실증적 가능성 확인에 초점</w:t>
+        <w:t>• 집계구 중심점 출발 가정 — 실제 거주 분포와 괴리 가능</w:t>
+      </w:r>
+    </w:p>
+    <w:p>
+      <w:pPr>
+        <w:spacing w:before="20" w:after="40"/>
+        <w:ind w:left="283"/>
+      </w:pPr>
+      <w:r>
+        <w:rPr>
+          <w:sz w:val="21"/>
+        </w:rPr>
+        <w:t>• S-DoT 57개 센서 IDW 보간 — 평균 550m 간격, 국지 기상 변동 미반영</w:t>
+      </w:r>
+    </w:p>
+    <w:p>
+      <w:pPr>
+        <w:spacing w:before="20" w:after="40"/>
+        <w:ind w:left="283"/>
+      </w:pPr>
+      <w:r>
+        <w:rPr>
+          <w:sz w:val="21"/>
+        </w:rPr>
+        <w:t>• 실내 경로(지하통로·냉방시설) 미반영 — 실제 접근성보다 보수적 추정</w:t>
+      </w:r>
+    </w:p>
+    <w:p>
+      <w:pPr>
+        <w:spacing w:before="20" w:after="40"/>
+        <w:ind w:left="283"/>
+      </w:pPr>
+      <w:r>
+        <w:rPr>
+          <w:sz w:val="21"/>
+        </w:rPr>
+        <w:t>• 실제 이동 데이터(GPS) 기반 행동 검증 미실시 — 향후 과제</w:t>
       </w:r>
     </w:p>
     <w:p/>
